--- a/shu-xue/0-ao-shu/ao-shu-jiao-cheng/4-nian-ji/01-qiao-suan-jia-jian-fa/【讲义】第 1 讲、巧算加减法.docx
+++ b/shu-xue/0-ao-shu/ao-shu-jiao-cheng/4-nian-ji/01-qiao-suan-jia-jian-fa/【讲义】第 1 讲、巧算加减法.docx
@@ -172,7 +172,7 @@
               <w:rFonts w:hint="eastAsia" w:ascii="微软雅黑" w:hAnsi="微软雅黑" w:eastAsia="微软雅黑" w:cs="微软雅黑"/>
               <w:lang w:eastAsia="zh-CN"/>
             </w:rPr>
-            <w:instrText xml:space="preserve"> HYPERLINK \l _Toc335778417 </w:instrText>
+            <w:instrText xml:space="preserve"> HYPERLINK \l _Toc2135271782 </w:instrText>
           </w:r>
           <w:r>
             <w:rPr>
@@ -195,7 +195,7 @@
             <w:fldChar w:fldCharType="begin"/>
           </w:r>
           <w:r>
-            <w:instrText xml:space="preserve"> PAGEREF _Toc335778417 \h </w:instrText>
+            <w:instrText xml:space="preserve"> PAGEREF _Toc2135271782 \h </w:instrText>
           </w:r>
           <w:r>
             <w:fldChar w:fldCharType="separate"/>
@@ -233,7 +233,7 @@
               <w:rFonts w:hint="eastAsia" w:ascii="微软雅黑" w:hAnsi="微软雅黑" w:eastAsia="微软雅黑" w:cs="微软雅黑"/>
               <w:lang w:eastAsia="zh-CN"/>
             </w:rPr>
-            <w:instrText xml:space="preserve"> HYPERLINK \l _Toc1988313850 </w:instrText>
+            <w:instrText xml:space="preserve"> HYPERLINK \l _Toc913615057 </w:instrText>
           </w:r>
           <w:r>
             <w:rPr>
@@ -256,7 +256,7 @@
             <w:fldChar w:fldCharType="begin"/>
           </w:r>
           <w:r>
-            <w:instrText xml:space="preserve"> PAGEREF _Toc1988313850 \h </w:instrText>
+            <w:instrText xml:space="preserve"> PAGEREF _Toc913615057 \h </w:instrText>
           </w:r>
           <w:r>
             <w:fldChar w:fldCharType="separate"/>
@@ -294,7 +294,7 @@
               <w:rFonts w:hint="eastAsia" w:ascii="微软雅黑" w:hAnsi="微软雅黑" w:eastAsia="微软雅黑" w:cs="微软雅黑"/>
               <w:lang w:eastAsia="zh-CN"/>
             </w:rPr>
-            <w:instrText xml:space="preserve"> HYPERLINK \l _Toc597845983 </w:instrText>
+            <w:instrText xml:space="preserve"> HYPERLINK \l _Toc620186949 </w:instrText>
           </w:r>
           <w:r>
             <w:rPr>
@@ -317,7 +317,7 @@
             <w:fldChar w:fldCharType="begin"/>
           </w:r>
           <w:r>
-            <w:instrText xml:space="preserve"> PAGEREF _Toc597845983 \h </w:instrText>
+            <w:instrText xml:space="preserve"> PAGEREF _Toc620186949 \h </w:instrText>
           </w:r>
           <w:r>
             <w:fldChar w:fldCharType="separate"/>
@@ -355,7 +355,7 @@
               <w:rFonts w:hint="eastAsia" w:ascii="微软雅黑" w:hAnsi="微软雅黑" w:eastAsia="微软雅黑" w:cs="微软雅黑"/>
               <w:lang w:eastAsia="zh-CN"/>
             </w:rPr>
-            <w:instrText xml:space="preserve"> HYPERLINK \l _Toc2068935615 </w:instrText>
+            <w:instrText xml:space="preserve"> HYPERLINK \l _Toc1743912952 </w:instrText>
           </w:r>
           <w:r>
             <w:rPr>
@@ -378,7 +378,7 @@
             <w:fldChar w:fldCharType="begin"/>
           </w:r>
           <w:r>
-            <w:instrText xml:space="preserve"> PAGEREF _Toc2068935615 \h </w:instrText>
+            <w:instrText xml:space="preserve"> PAGEREF _Toc1743912952 \h </w:instrText>
           </w:r>
           <w:r>
             <w:fldChar w:fldCharType="separate"/>
@@ -436,7 +436,7 @@
           <w:lang w:val="en-US" w:eastAsia="zh-CN"/>
         </w:rPr>
       </w:pPr>
-      <w:bookmarkStart w:id="0" w:name="_Toc335778417"/>
+      <w:bookmarkStart w:id="0" w:name="_Toc2135271782"/>
       <w:r>
         <w:rPr>
           <w:rFonts w:hint="eastAsia" w:ascii="微软雅黑" w:hAnsi="微软雅黑" w:eastAsia="微软雅黑" w:cs="微软雅黑"/>
@@ -717,7 +717,7 @@
           <w:lang w:val="en-US" w:eastAsia="zh-CN"/>
         </w:rPr>
       </w:pPr>
-      <w:bookmarkStart w:id="1" w:name="_Toc1988313850"/>
+      <w:bookmarkStart w:id="1" w:name="_Toc913615057"/>
       <w:r>
         <w:rPr>
           <w:rFonts w:hint="eastAsia" w:ascii="微软雅黑" w:hAnsi="微软雅黑" w:eastAsia="微软雅黑" w:cs="微软雅黑"/>
@@ -745,31 +745,27 @@
           <w:lang w:val="en-US" w:eastAsia="zh-CN"/>
         </w:rPr>
         <w:tab/>
-        <w:t/>
-      </w:r>
-      <w:r>
-        <w:rPr>
-          <w:rFonts w:hint="eastAsia" w:ascii="微软雅黑" w:hAnsi="微软雅黑" w:eastAsia="微软雅黑" w:cs="微软雅黑"/>
-          <w:lang w:val="en-US" w:eastAsia="zh-CN"/>
-        </w:rPr>
-        <w:tab/>
-        <w:t/>
-      </w:r>
-      <w:r>
-        <w:rPr>
-          <w:rFonts w:hint="eastAsia" w:ascii="微软雅黑" w:hAnsi="微软雅黑" w:eastAsia="微软雅黑" w:cs="微软雅黑"/>
-          <w:lang w:val="en-US" w:eastAsia="zh-CN"/>
-        </w:rPr>
-        <w:tab/>
-        <w:t/>
-      </w:r>
-      <w:r>
-        <w:rPr>
-          <w:rFonts w:hint="eastAsia" w:ascii="微软雅黑" w:hAnsi="微软雅黑" w:eastAsia="微软雅黑" w:cs="微软雅黑"/>
-          <w:lang w:val="en-US" w:eastAsia="zh-CN"/>
-        </w:rPr>
-        <w:tab/>
-        <w:t/>
+      </w:r>
+      <w:r>
+        <w:rPr>
+          <w:rFonts w:hint="eastAsia" w:ascii="微软雅黑" w:hAnsi="微软雅黑" w:eastAsia="微软雅黑" w:cs="微软雅黑"/>
+          <w:lang w:val="en-US" w:eastAsia="zh-CN"/>
+        </w:rPr>
+        <w:tab/>
+      </w:r>
+      <w:r>
+        <w:rPr>
+          <w:rFonts w:hint="eastAsia" w:ascii="微软雅黑" w:hAnsi="微软雅黑" w:eastAsia="微软雅黑" w:cs="微软雅黑"/>
+          <w:lang w:val="en-US" w:eastAsia="zh-CN"/>
+        </w:rPr>
+        <w:tab/>
+      </w:r>
+      <w:r>
+        <w:rPr>
+          <w:rFonts w:hint="eastAsia" w:ascii="微软雅黑" w:hAnsi="微软雅黑" w:eastAsia="微软雅黑" w:cs="微软雅黑"/>
+          <w:lang w:val="en-US" w:eastAsia="zh-CN"/>
+        </w:rPr>
+        <w:tab/>
       </w:r>
       <w:r>
         <w:rPr>
@@ -825,23 +821,20 @@
           <w:lang w:val="en-US" w:eastAsia="zh-CN"/>
         </w:rPr>
         <w:tab/>
-        <w:t/>
-      </w:r>
-      <w:r>
-        <w:rPr>
-          <w:rFonts w:hint="eastAsia" w:ascii="微软雅黑" w:hAnsi="微软雅黑" w:eastAsia="微软雅黑" w:cs="微软雅黑"/>
-          <w:lang w:val="en-US" w:eastAsia="zh-CN"/>
-        </w:rPr>
-        <w:tab/>
-        <w:t/>
-      </w:r>
-      <w:r>
-        <w:rPr>
-          <w:rFonts w:hint="eastAsia" w:ascii="微软雅黑" w:hAnsi="微软雅黑" w:eastAsia="微软雅黑" w:cs="微软雅黑"/>
-          <w:lang w:val="en-US" w:eastAsia="zh-CN"/>
-        </w:rPr>
-        <w:tab/>
-        <w:t/>
+      </w:r>
+      <w:r>
+        <w:rPr>
+          <w:rFonts w:hint="eastAsia" w:ascii="微软雅黑" w:hAnsi="微软雅黑" w:eastAsia="微软雅黑" w:cs="微软雅黑"/>
+          <w:lang w:val="en-US" w:eastAsia="zh-CN"/>
+        </w:rPr>
+        <w:tab/>
+      </w:r>
+      <w:r>
+        <w:rPr>
+          <w:rFonts w:hint="eastAsia" w:ascii="微软雅黑" w:hAnsi="微软雅黑" w:eastAsia="微软雅黑" w:cs="微软雅黑"/>
+          <w:lang w:val="en-US" w:eastAsia="zh-CN"/>
+        </w:rPr>
+        <w:tab/>
       </w:r>
       <w:r>
         <w:rPr>
@@ -896,15 +889,13 @@
           <w:lang w:val="en-US" w:eastAsia="zh-CN"/>
         </w:rPr>
         <w:tab/>
-        <w:t/>
-      </w:r>
-      <w:r>
-        <w:rPr>
-          <w:rFonts w:hint="eastAsia" w:ascii="微软雅黑" w:hAnsi="微软雅黑" w:eastAsia="微软雅黑" w:cs="微软雅黑"/>
-          <w:lang w:val="en-US" w:eastAsia="zh-CN"/>
-        </w:rPr>
-        <w:tab/>
-        <w:t/>
+      </w:r>
+      <w:r>
+        <w:rPr>
+          <w:rFonts w:hint="eastAsia" w:ascii="微软雅黑" w:hAnsi="微软雅黑" w:eastAsia="微软雅黑" w:cs="微软雅黑"/>
+          <w:lang w:val="en-US" w:eastAsia="zh-CN"/>
+        </w:rPr>
+        <w:tab/>
       </w:r>
       <w:r>
         <w:rPr>
@@ -959,23 +950,20 @@
           <w:lang w:val="en-US" w:eastAsia="zh-CN"/>
         </w:rPr>
         <w:tab/>
-        <w:t/>
-      </w:r>
-      <w:r>
-        <w:rPr>
-          <w:rFonts w:hint="eastAsia" w:ascii="微软雅黑" w:hAnsi="微软雅黑" w:eastAsia="微软雅黑" w:cs="微软雅黑"/>
-          <w:lang w:val="en-US" w:eastAsia="zh-CN"/>
-        </w:rPr>
-        <w:tab/>
-        <w:t/>
-      </w:r>
-      <w:r>
-        <w:rPr>
-          <w:rFonts w:hint="eastAsia" w:ascii="微软雅黑" w:hAnsi="微软雅黑" w:eastAsia="微软雅黑" w:cs="微软雅黑"/>
-          <w:lang w:val="en-US" w:eastAsia="zh-CN"/>
-        </w:rPr>
-        <w:tab/>
-        <w:t/>
+      </w:r>
+      <w:r>
+        <w:rPr>
+          <w:rFonts w:hint="eastAsia" w:ascii="微软雅黑" w:hAnsi="微软雅黑" w:eastAsia="微软雅黑" w:cs="微软雅黑"/>
+          <w:lang w:val="en-US" w:eastAsia="zh-CN"/>
+        </w:rPr>
+        <w:tab/>
+      </w:r>
+      <w:r>
+        <w:rPr>
+          <w:rFonts w:hint="eastAsia" w:ascii="微软雅黑" w:hAnsi="微软雅黑" w:eastAsia="微软雅黑" w:cs="微软雅黑"/>
+          <w:lang w:val="en-US" w:eastAsia="zh-CN"/>
+        </w:rPr>
+        <w:tab/>
       </w:r>
       <w:r>
         <w:rPr>
@@ -1030,7 +1018,6 @@
           <w:lang w:val="en-US" w:eastAsia="zh-CN"/>
         </w:rPr>
         <w:tab/>
-        <w:t/>
       </w:r>
       <w:r>
         <w:rPr>
@@ -1091,23 +1078,20 @@
           <w:lang w:val="en-US" w:eastAsia="zh-CN"/>
         </w:rPr>
         <w:tab/>
-        <w:t/>
-      </w:r>
-      <w:r>
-        <w:rPr>
-          <w:rFonts w:hint="eastAsia" w:ascii="微软雅黑" w:hAnsi="微软雅黑" w:eastAsia="微软雅黑" w:cs="微软雅黑"/>
-          <w:lang w:val="en-US" w:eastAsia="zh-CN"/>
-        </w:rPr>
-        <w:tab/>
-        <w:t/>
-      </w:r>
-      <w:r>
-        <w:rPr>
-          <w:rFonts w:hint="eastAsia" w:ascii="微软雅黑" w:hAnsi="微软雅黑" w:eastAsia="微软雅黑" w:cs="微软雅黑"/>
-          <w:lang w:val="en-US" w:eastAsia="zh-CN"/>
-        </w:rPr>
-        <w:tab/>
-        <w:t/>
+      </w:r>
+      <w:r>
+        <w:rPr>
+          <w:rFonts w:hint="eastAsia" w:ascii="微软雅黑" w:hAnsi="微软雅黑" w:eastAsia="微软雅黑" w:cs="微软雅黑"/>
+          <w:lang w:val="en-US" w:eastAsia="zh-CN"/>
+        </w:rPr>
+        <w:tab/>
+      </w:r>
+      <w:r>
+        <w:rPr>
+          <w:rFonts w:hint="eastAsia" w:ascii="微软雅黑" w:hAnsi="微软雅黑" w:eastAsia="微软雅黑" w:cs="微软雅黑"/>
+          <w:lang w:val="en-US" w:eastAsia="zh-CN"/>
+        </w:rPr>
+        <w:tab/>
       </w:r>
       <w:r>
         <w:rPr>
@@ -1162,23 +1146,20 @@
           <w:lang w:val="en-US" w:eastAsia="zh-CN"/>
         </w:rPr>
         <w:tab/>
-        <w:t/>
-      </w:r>
-      <w:r>
-        <w:rPr>
-          <w:rFonts w:hint="eastAsia" w:ascii="微软雅黑" w:hAnsi="微软雅黑" w:eastAsia="微软雅黑" w:cs="微软雅黑"/>
-          <w:lang w:val="en-US" w:eastAsia="zh-CN"/>
-        </w:rPr>
-        <w:tab/>
-        <w:t/>
-      </w:r>
-      <w:r>
-        <w:rPr>
-          <w:rFonts w:hint="eastAsia" w:ascii="微软雅黑" w:hAnsi="微软雅黑" w:eastAsia="微软雅黑" w:cs="微软雅黑"/>
-          <w:lang w:val="en-US" w:eastAsia="zh-CN"/>
-        </w:rPr>
-        <w:tab/>
-        <w:t/>
+      </w:r>
+      <w:r>
+        <w:rPr>
+          <w:rFonts w:hint="eastAsia" w:ascii="微软雅黑" w:hAnsi="微软雅黑" w:eastAsia="微软雅黑" w:cs="微软雅黑"/>
+          <w:lang w:val="en-US" w:eastAsia="zh-CN"/>
+        </w:rPr>
+        <w:tab/>
+      </w:r>
+      <w:r>
+        <w:rPr>
+          <w:rFonts w:hint="eastAsia" w:ascii="微软雅黑" w:hAnsi="微软雅黑" w:eastAsia="微软雅黑" w:cs="微软雅黑"/>
+          <w:lang w:val="en-US" w:eastAsia="zh-CN"/>
+        </w:rPr>
+        <w:tab/>
       </w:r>
       <w:r>
         <w:rPr>
@@ -1240,23 +1221,20 @@
           <w:lang w:val="en-US" w:eastAsia="zh-CN"/>
         </w:rPr>
         <w:tab/>
-        <w:t/>
-      </w:r>
-      <w:r>
-        <w:rPr>
-          <w:rFonts w:hint="eastAsia" w:ascii="微软雅黑" w:hAnsi="微软雅黑" w:eastAsia="微软雅黑" w:cs="微软雅黑"/>
-          <w:lang w:val="en-US" w:eastAsia="zh-CN"/>
-        </w:rPr>
-        <w:tab/>
-        <w:t/>
-      </w:r>
-      <w:r>
-        <w:rPr>
-          <w:rFonts w:hint="eastAsia" w:ascii="微软雅黑" w:hAnsi="微软雅黑" w:eastAsia="微软雅黑" w:cs="微软雅黑"/>
-          <w:lang w:val="en-US" w:eastAsia="zh-CN"/>
-        </w:rPr>
-        <w:tab/>
-        <w:t/>
+      </w:r>
+      <w:r>
+        <w:rPr>
+          <w:rFonts w:hint="eastAsia" w:ascii="微软雅黑" w:hAnsi="微软雅黑" w:eastAsia="微软雅黑" w:cs="微软雅黑"/>
+          <w:lang w:val="en-US" w:eastAsia="zh-CN"/>
+        </w:rPr>
+        <w:tab/>
+      </w:r>
+      <w:r>
+        <w:rPr>
+          <w:rFonts w:hint="eastAsia" w:ascii="微软雅黑" w:hAnsi="微软雅黑" w:eastAsia="微软雅黑" w:cs="微软雅黑"/>
+          <w:lang w:val="en-US" w:eastAsia="zh-CN"/>
+        </w:rPr>
+        <w:tab/>
       </w:r>
       <w:r>
         <w:rPr>
@@ -1311,23 +1289,20 @@
           <w:lang w:val="en-US" w:eastAsia="zh-CN"/>
         </w:rPr>
         <w:tab/>
-        <w:t/>
-      </w:r>
-      <w:r>
-        <w:rPr>
-          <w:rFonts w:hint="eastAsia" w:ascii="微软雅黑" w:hAnsi="微软雅黑" w:eastAsia="微软雅黑" w:cs="微软雅黑"/>
-          <w:lang w:val="en-US" w:eastAsia="zh-CN"/>
-        </w:rPr>
-        <w:tab/>
-        <w:t/>
-      </w:r>
-      <w:r>
-        <w:rPr>
-          <w:rFonts w:hint="eastAsia" w:ascii="微软雅黑" w:hAnsi="微软雅黑" w:eastAsia="微软雅黑" w:cs="微软雅黑"/>
-          <w:lang w:val="en-US" w:eastAsia="zh-CN"/>
-        </w:rPr>
-        <w:tab/>
-        <w:t/>
+      </w:r>
+      <w:r>
+        <w:rPr>
+          <w:rFonts w:hint="eastAsia" w:ascii="微软雅黑" w:hAnsi="微软雅黑" w:eastAsia="微软雅黑" w:cs="微软雅黑"/>
+          <w:lang w:val="en-US" w:eastAsia="zh-CN"/>
+        </w:rPr>
+        <w:tab/>
+      </w:r>
+      <w:r>
+        <w:rPr>
+          <w:rFonts w:hint="eastAsia" w:ascii="微软雅黑" w:hAnsi="微软雅黑" w:eastAsia="微软雅黑" w:cs="微软雅黑"/>
+          <w:lang w:val="en-US" w:eastAsia="zh-CN"/>
+        </w:rPr>
+        <w:tab/>
       </w:r>
       <w:r>
         <w:rPr>
@@ -1382,15 +1357,13 @@
           <w:lang w:val="en-US" w:eastAsia="zh-CN"/>
         </w:rPr>
         <w:tab/>
-        <w:t/>
-      </w:r>
-      <w:r>
-        <w:rPr>
-          <w:rFonts w:hint="eastAsia" w:ascii="微软雅黑" w:hAnsi="微软雅黑" w:eastAsia="微软雅黑" w:cs="微软雅黑"/>
-          <w:lang w:val="en-US" w:eastAsia="zh-CN"/>
-        </w:rPr>
-        <w:tab/>
-        <w:t/>
+      </w:r>
+      <w:r>
+        <w:rPr>
+          <w:rFonts w:hint="eastAsia" w:ascii="微软雅黑" w:hAnsi="微软雅黑" w:eastAsia="微软雅黑" w:cs="微软雅黑"/>
+          <w:lang w:val="en-US" w:eastAsia="zh-CN"/>
+        </w:rPr>
+        <w:tab/>
       </w:r>
       <w:r>
         <w:rPr>
@@ -1458,23 +1431,20 @@
           <w:lang w:val="en-US" w:eastAsia="zh-CN"/>
         </w:rPr>
         <w:tab/>
-        <w:t/>
-      </w:r>
-      <w:r>
-        <w:rPr>
-          <w:rFonts w:hint="eastAsia" w:ascii="微软雅黑" w:hAnsi="微软雅黑" w:eastAsia="微软雅黑" w:cs="微软雅黑"/>
-          <w:lang w:val="en-US" w:eastAsia="zh-CN"/>
-        </w:rPr>
-        <w:tab/>
-        <w:t/>
-      </w:r>
-      <w:r>
-        <w:rPr>
-          <w:rFonts w:hint="eastAsia" w:ascii="微软雅黑" w:hAnsi="微软雅黑" w:eastAsia="微软雅黑" w:cs="微软雅黑"/>
-          <w:lang w:val="en-US" w:eastAsia="zh-CN"/>
-        </w:rPr>
-        <w:tab/>
-        <w:t/>
+      </w:r>
+      <w:r>
+        <w:rPr>
+          <w:rFonts w:hint="eastAsia" w:ascii="微软雅黑" w:hAnsi="微软雅黑" w:eastAsia="微软雅黑" w:cs="微软雅黑"/>
+          <w:lang w:val="en-US" w:eastAsia="zh-CN"/>
+        </w:rPr>
+        <w:tab/>
+      </w:r>
+      <w:r>
+        <w:rPr>
+          <w:rFonts w:hint="eastAsia" w:ascii="微软雅黑" w:hAnsi="微软雅黑" w:eastAsia="微软雅黑" w:cs="微软雅黑"/>
+          <w:lang w:val="en-US" w:eastAsia="zh-CN"/>
+        </w:rPr>
+        <w:tab/>
       </w:r>
       <w:r>
         <w:rPr>
@@ -1536,31 +1506,27 @@
           <w:lang w:val="en-US" w:eastAsia="zh-CN"/>
         </w:rPr>
         <w:tab/>
-        <w:t/>
-      </w:r>
-      <w:r>
-        <w:rPr>
-          <w:rFonts w:hint="eastAsia" w:ascii="微软雅黑" w:hAnsi="微软雅黑" w:eastAsia="微软雅黑" w:cs="微软雅黑"/>
-          <w:lang w:val="en-US" w:eastAsia="zh-CN"/>
-        </w:rPr>
-        <w:tab/>
-        <w:t/>
-      </w:r>
-      <w:r>
-        <w:rPr>
-          <w:rFonts w:hint="eastAsia" w:ascii="微软雅黑" w:hAnsi="微软雅黑" w:eastAsia="微软雅黑" w:cs="微软雅黑"/>
-          <w:lang w:val="en-US" w:eastAsia="zh-CN"/>
-        </w:rPr>
-        <w:tab/>
-        <w:t/>
-      </w:r>
-      <w:r>
-        <w:rPr>
-          <w:rFonts w:hint="eastAsia" w:ascii="微软雅黑" w:hAnsi="微软雅黑" w:eastAsia="微软雅黑" w:cs="微软雅黑"/>
-          <w:lang w:val="en-US" w:eastAsia="zh-CN"/>
-        </w:rPr>
-        <w:tab/>
-        <w:t/>
+      </w:r>
+      <w:r>
+        <w:rPr>
+          <w:rFonts w:hint="eastAsia" w:ascii="微软雅黑" w:hAnsi="微软雅黑" w:eastAsia="微软雅黑" w:cs="微软雅黑"/>
+          <w:lang w:val="en-US" w:eastAsia="zh-CN"/>
+        </w:rPr>
+        <w:tab/>
+      </w:r>
+      <w:r>
+        <w:rPr>
+          <w:rFonts w:hint="eastAsia" w:ascii="微软雅黑" w:hAnsi="微软雅黑" w:eastAsia="微软雅黑" w:cs="微软雅黑"/>
+          <w:lang w:val="en-US" w:eastAsia="zh-CN"/>
+        </w:rPr>
+        <w:tab/>
+      </w:r>
+      <w:r>
+        <w:rPr>
+          <w:rFonts w:hint="eastAsia" w:ascii="微软雅黑" w:hAnsi="微软雅黑" w:eastAsia="微软雅黑" w:cs="微软雅黑"/>
+          <w:lang w:val="en-US" w:eastAsia="zh-CN"/>
+        </w:rPr>
+        <w:tab/>
       </w:r>
       <w:r>
         <w:rPr>
@@ -1622,31 +1588,27 @@
           <w:lang w:val="en-US" w:eastAsia="zh-CN"/>
         </w:rPr>
         <w:tab/>
-        <w:t/>
-      </w:r>
-      <w:r>
-        <w:rPr>
-          <w:rFonts w:hint="eastAsia" w:ascii="微软雅黑" w:hAnsi="微软雅黑" w:eastAsia="微软雅黑" w:cs="微软雅黑"/>
-          <w:lang w:val="en-US" w:eastAsia="zh-CN"/>
-        </w:rPr>
-        <w:tab/>
-        <w:t/>
-      </w:r>
-      <w:r>
-        <w:rPr>
-          <w:rFonts w:hint="eastAsia" w:ascii="微软雅黑" w:hAnsi="微软雅黑" w:eastAsia="微软雅黑" w:cs="微软雅黑"/>
-          <w:lang w:val="en-US" w:eastAsia="zh-CN"/>
-        </w:rPr>
-        <w:tab/>
-        <w:t/>
-      </w:r>
-      <w:r>
-        <w:rPr>
-          <w:rFonts w:hint="eastAsia" w:ascii="微软雅黑" w:hAnsi="微软雅黑" w:eastAsia="微软雅黑" w:cs="微软雅黑"/>
-          <w:lang w:val="en-US" w:eastAsia="zh-CN"/>
-        </w:rPr>
-        <w:tab/>
-        <w:t/>
+      </w:r>
+      <w:r>
+        <w:rPr>
+          <w:rFonts w:hint="eastAsia" w:ascii="微软雅黑" w:hAnsi="微软雅黑" w:eastAsia="微软雅黑" w:cs="微软雅黑"/>
+          <w:lang w:val="en-US" w:eastAsia="zh-CN"/>
+        </w:rPr>
+        <w:tab/>
+      </w:r>
+      <w:r>
+        <w:rPr>
+          <w:rFonts w:hint="eastAsia" w:ascii="微软雅黑" w:hAnsi="微软雅黑" w:eastAsia="微软雅黑" w:cs="微软雅黑"/>
+          <w:lang w:val="en-US" w:eastAsia="zh-CN"/>
+        </w:rPr>
+        <w:tab/>
+      </w:r>
+      <w:r>
+        <w:rPr>
+          <w:rFonts w:hint="eastAsia" w:ascii="微软雅黑" w:hAnsi="微软雅黑" w:eastAsia="微软雅黑" w:cs="微软雅黑"/>
+          <w:lang w:val="en-US" w:eastAsia="zh-CN"/>
+        </w:rPr>
+        <w:tab/>
       </w:r>
       <w:r>
         <w:rPr>
@@ -1759,7 +1721,7 @@
           <w:lang w:val="en-US" w:eastAsia="zh-CN"/>
         </w:rPr>
       </w:pPr>
-      <w:bookmarkStart w:id="2" w:name="_Toc597845983"/>
+      <w:bookmarkStart w:id="2" w:name="_Toc620186949"/>
       <w:r>
         <w:rPr>
           <w:rFonts w:hint="eastAsia" w:ascii="微软雅黑" w:hAnsi="微软雅黑" w:eastAsia="微软雅黑" w:cs="微软雅黑"/>
@@ -1950,8 +1912,6 @@
           <w:rFonts w:hint="eastAsia" w:ascii="微软雅黑" w:hAnsi="微软雅黑" w:eastAsia="微软雅黑" w:cs="微软雅黑"/>
         </w:rPr>
       </w:pPr>
-      <w:bookmarkStart w:id="4" w:name="_GoBack"/>
-      <w:bookmarkEnd w:id="4"/>
     </w:p>
     <w:p>
       <w:pPr>
@@ -2214,7 +2174,7 @@
           <w:lang w:val="en-US" w:eastAsia="zh-CN"/>
         </w:rPr>
       </w:pPr>
-      <w:bookmarkStart w:id="3" w:name="_Toc2068935615"/>
+      <w:bookmarkStart w:id="3" w:name="_Toc1743912952"/>
       <w:r>
         <w:rPr>
           <w:rFonts w:hint="eastAsia" w:ascii="微软雅黑" w:hAnsi="微软雅黑" w:eastAsia="微软雅黑" w:cs="微软雅黑"/>
@@ -2490,6 +2450,683 @@
           <w:lang w:val="en-US" w:eastAsia="zh-CN"/>
         </w:rPr>
       </w:pPr>
+    </w:p>
+    <w:p>
+      <w:pPr>
+        <w:rPr>
+          <w:rFonts w:hint="eastAsia" w:ascii="微软雅黑" w:hAnsi="微软雅黑" w:eastAsia="微软雅黑" w:cs="微软雅黑"/>
+          <w:lang w:val="en-US" w:eastAsia="zh-CN"/>
+        </w:rPr>
+      </w:pPr>
+    </w:p>
+    <w:p>
+      <w:pPr>
+        <w:rPr>
+          <w:rFonts w:hint="eastAsia" w:ascii="微软雅黑" w:hAnsi="微软雅黑" w:eastAsia="微软雅黑" w:cs="微软雅黑"/>
+          <w:lang w:val="en-US" w:eastAsia="zh-CN"/>
+        </w:rPr>
+      </w:pPr>
+    </w:p>
+    <w:p>
+      <w:pPr>
+        <w:rPr>
+          <w:rFonts w:hint="eastAsia" w:ascii="微软雅黑" w:hAnsi="微软雅黑" w:eastAsia="微软雅黑" w:cs="微软雅黑"/>
+          <w:lang w:val="en-US" w:eastAsia="zh-CN"/>
+        </w:rPr>
+      </w:pPr>
+    </w:p>
+    <w:p>
+      <w:pPr>
+        <w:rPr>
+          <w:rFonts w:hint="eastAsia" w:ascii="微软雅黑" w:hAnsi="微软雅黑" w:eastAsia="微软雅黑" w:cs="微软雅黑"/>
+          <w:lang w:val="en-US" w:eastAsia="zh-CN"/>
+        </w:rPr>
+      </w:pPr>
+    </w:p>
+    <w:p>
+      <w:pPr>
+        <w:rPr>
+          <w:rFonts w:hint="eastAsia" w:ascii="微软雅黑" w:hAnsi="微软雅黑" w:eastAsia="微软雅黑" w:cs="微软雅黑"/>
+        </w:rPr>
+      </w:pPr>
+      <w:r>
+        <w:rPr>
+          <w:rFonts w:hint="eastAsia" w:ascii="微软雅黑" w:hAnsi="微软雅黑" w:eastAsia="微软雅黑" w:cs="微软雅黑"/>
+        </w:rPr>
+        <w:t xml:space="preserve">【6】计算：1000 + 999 - 998 - 997 + 996 + 995 - 994 - 993 + </w:t>
+      </w:r>
+      <w:r>
+        <w:rPr>
+          <w:rFonts w:hint="eastAsia" w:ascii="微软雅黑" w:hAnsi="微软雅黑" w:eastAsia="微软雅黑" w:cs="微软雅黑"/>
+          <w:lang w:val="en-US" w:eastAsia="zh-CN"/>
+        </w:rPr>
+        <w:t>...</w:t>
+      </w:r>
+      <w:r>
+        <w:rPr>
+          <w:rFonts w:hint="eastAsia" w:ascii="微软雅黑" w:hAnsi="微软雅黑" w:eastAsia="微软雅黑" w:cs="微软雅黑"/>
+        </w:rPr>
+        <w:t xml:space="preserve"> + 108 + 107 - 106 - 105 + 104 + 103 - 102 - 101</w:t>
+      </w:r>
+    </w:p>
+    <w:p>
+      <w:pPr>
+        <w:rPr>
+          <w:rFonts w:hint="eastAsia" w:ascii="微软雅黑" w:hAnsi="微软雅黑" w:eastAsia="微软雅黑" w:cs="微软雅黑"/>
+          <w:color w:val="000000" w:themeColor="text1"/>
+          <w:lang w:eastAsia="zh-CN"/>
+          <w14:textFill>
+            <w14:solidFill>
+              <w14:schemeClr w14:val="tx1"/>
+            </w14:solidFill>
+          </w14:textFill>
+        </w:rPr>
+      </w:pPr>
+    </w:p>
+    <w:p>
+      <w:pPr>
+        <w:rPr>
+          <w:rFonts w:hint="eastAsia" w:ascii="微软雅黑" w:hAnsi="微软雅黑" w:eastAsia="微软雅黑" w:cs="微软雅黑"/>
+          <w:color w:val="000000" w:themeColor="text1"/>
+          <w:lang w:eastAsia="zh-CN"/>
+          <w14:textFill>
+            <w14:solidFill>
+              <w14:schemeClr w14:val="tx1"/>
+            </w14:solidFill>
+          </w14:textFill>
+        </w:rPr>
+      </w:pPr>
+    </w:p>
+    <w:p>
+      <w:pPr>
+        <w:rPr>
+          <w:rFonts w:hint="eastAsia" w:ascii="微软雅黑" w:hAnsi="微软雅黑" w:eastAsia="微软雅黑" w:cs="微软雅黑"/>
+          <w:color w:val="000000" w:themeColor="text1"/>
+          <w:lang w:eastAsia="zh-CN"/>
+          <w14:textFill>
+            <w14:solidFill>
+              <w14:schemeClr w14:val="tx1"/>
+            </w14:solidFill>
+          </w14:textFill>
+        </w:rPr>
+      </w:pPr>
+    </w:p>
+    <w:p>
+      <w:pPr>
+        <w:rPr>
+          <w:rFonts w:hint="eastAsia" w:ascii="微软雅黑" w:hAnsi="微软雅黑" w:eastAsia="微软雅黑" w:cs="微软雅黑"/>
+          <w:color w:val="000000" w:themeColor="text1"/>
+          <w:lang w:eastAsia="zh-CN"/>
+          <w14:textFill>
+            <w14:solidFill>
+              <w14:schemeClr w14:val="tx1"/>
+            </w14:solidFill>
+          </w14:textFill>
+        </w:rPr>
+      </w:pPr>
+    </w:p>
+    <w:p>
+      <w:pPr>
+        <w:rPr>
+          <w:rFonts w:hint="eastAsia" w:ascii="微软雅黑" w:hAnsi="微软雅黑" w:eastAsia="微软雅黑" w:cs="微软雅黑"/>
+          <w:color w:val="000000" w:themeColor="text1"/>
+          <w:lang w:eastAsia="zh-CN"/>
+          <w14:textFill>
+            <w14:solidFill>
+              <w14:schemeClr w14:val="tx1"/>
+            </w14:solidFill>
+          </w14:textFill>
+        </w:rPr>
+      </w:pPr>
+    </w:p>
+    <w:p>
+      <w:pPr>
+        <w:rPr>
+          <w:rFonts w:hint="eastAsia" w:ascii="微软雅黑" w:hAnsi="微软雅黑" w:eastAsia="微软雅黑" w:cs="微软雅黑"/>
+          <w:color w:val="000000" w:themeColor="text1"/>
+          <w:lang w:eastAsia="zh-CN"/>
+          <w14:textFill>
+            <w14:solidFill>
+              <w14:schemeClr w14:val="tx1"/>
+            </w14:solidFill>
+          </w14:textFill>
+        </w:rPr>
+      </w:pPr>
+    </w:p>
+    <w:p>
+      <w:pPr>
+        <w:rPr>
+          <w:rFonts w:hint="eastAsia" w:ascii="微软雅黑" w:hAnsi="微软雅黑" w:eastAsia="微软雅黑" w:cs="微软雅黑"/>
+          <w:color w:val="000000" w:themeColor="text1"/>
+          <w:lang w:eastAsia="zh-CN"/>
+          <w14:textFill>
+            <w14:solidFill>
+              <w14:schemeClr w14:val="tx1"/>
+            </w14:solidFill>
+          </w14:textFill>
+        </w:rPr>
+      </w:pPr>
+    </w:p>
+    <w:p>
+      <w:pPr>
+        <w:rPr>
+          <w:rFonts w:hint="eastAsia" w:ascii="微软雅黑" w:hAnsi="微软雅黑" w:eastAsia="微软雅黑" w:cs="微软雅黑"/>
+          <w:color w:val="000000" w:themeColor="text1"/>
+          <w:lang w:val="en-US" w:eastAsia="zh-CN"/>
+          <w14:textFill>
+            <w14:solidFill>
+              <w14:schemeClr w14:val="tx1"/>
+            </w14:solidFill>
+          </w14:textFill>
+        </w:rPr>
+      </w:pPr>
+      <w:r>
+        <w:rPr>
+          <w:rFonts w:hint="eastAsia" w:ascii="微软雅黑" w:hAnsi="微软雅黑" w:eastAsia="微软雅黑" w:cs="微软雅黑"/>
+          <w:color w:val="000000" w:themeColor="text1"/>
+          <w:lang w:eastAsia="zh-CN"/>
+          <w14:textFill>
+            <w14:solidFill>
+              <w14:schemeClr w14:val="tx1"/>
+            </w14:solidFill>
+          </w14:textFill>
+        </w:rPr>
+        <w:t>【</w:t>
+      </w:r>
+      <w:r>
+        <w:rPr>
+          <w:rFonts w:hint="eastAsia" w:ascii="微软雅黑" w:hAnsi="微软雅黑" w:eastAsia="微软雅黑" w:cs="微软雅黑"/>
+          <w:color w:val="000000" w:themeColor="text1"/>
+          <w:lang w:val="en-US" w:eastAsia="zh-CN"/>
+          <w14:textFill>
+            <w14:solidFill>
+              <w14:schemeClr w14:val="tx1"/>
+            </w14:solidFill>
+          </w14:textFill>
+        </w:rPr>
+        <w:t>7</w:t>
+      </w:r>
+      <w:r>
+        <w:rPr>
+          <w:rFonts w:hint="eastAsia" w:ascii="微软雅黑" w:hAnsi="微软雅黑" w:eastAsia="微软雅黑" w:cs="微软雅黑"/>
+          <w:color w:val="000000" w:themeColor="text1"/>
+          <w:lang w:eastAsia="zh-CN"/>
+          <w14:textFill>
+            <w14:solidFill>
+              <w14:schemeClr w14:val="tx1"/>
+            </w14:solidFill>
+          </w14:textFill>
+        </w:rPr>
+        <w:t>】</w:t>
+      </w:r>
+      <w:r>
+        <w:rPr>
+          <w:rFonts w:hint="eastAsia" w:ascii="微软雅黑" w:hAnsi="微软雅黑" w:eastAsia="微软雅黑" w:cs="微软雅黑"/>
+          <w:color w:val="000000" w:themeColor="text1"/>
+          <w:lang w:val="en-US" w:eastAsia="zh-CN"/>
+          <w14:textFill>
+            <w14:solidFill>
+              <w14:schemeClr w14:val="tx1"/>
+            </w14:solidFill>
+          </w14:textFill>
+        </w:rPr>
+        <w:t>1 + 2 + 3 + ... + 99 + 100 + 99 + ... + 3 + 2 + 1</w:t>
+      </w:r>
+    </w:p>
+    <w:p>
+      <w:pPr>
+        <w:rPr>
+          <w:rFonts w:hint="eastAsia" w:ascii="微软雅黑" w:hAnsi="微软雅黑" w:eastAsia="微软雅黑" w:cs="微软雅黑"/>
+          <w:color w:val="000000" w:themeColor="text1"/>
+          <w:lang w:val="en-US" w:eastAsia="zh-CN"/>
+          <w14:textFill>
+            <w14:solidFill>
+              <w14:schemeClr w14:val="tx1"/>
+            </w14:solidFill>
+          </w14:textFill>
+        </w:rPr>
+      </w:pPr>
+    </w:p>
+    <w:p>
+      <w:pPr>
+        <w:rPr>
+          <w:rFonts w:hint="eastAsia" w:ascii="微软雅黑" w:hAnsi="微软雅黑" w:eastAsia="微软雅黑" w:cs="微软雅黑"/>
+          <w:color w:val="000000" w:themeColor="text1"/>
+          <w:lang w:val="en-US" w:eastAsia="zh-CN"/>
+          <w14:textFill>
+            <w14:solidFill>
+              <w14:schemeClr w14:val="tx1"/>
+            </w14:solidFill>
+          </w14:textFill>
+        </w:rPr>
+      </w:pPr>
+    </w:p>
+    <w:p>
+      <w:pPr>
+        <w:rPr>
+          <w:rFonts w:hint="eastAsia" w:ascii="微软雅黑" w:hAnsi="微软雅黑" w:eastAsia="微软雅黑" w:cs="微软雅黑"/>
+          <w:color w:val="000000" w:themeColor="text1"/>
+          <w:lang w:val="en-US" w:eastAsia="zh-CN"/>
+          <w14:textFill>
+            <w14:solidFill>
+              <w14:schemeClr w14:val="tx1"/>
+            </w14:solidFill>
+          </w14:textFill>
+        </w:rPr>
+      </w:pPr>
+    </w:p>
+    <w:p>
+      <w:pPr>
+        <w:rPr>
+          <w:rFonts w:hint="eastAsia" w:ascii="微软雅黑" w:hAnsi="微软雅黑" w:eastAsia="微软雅黑" w:cs="微软雅黑"/>
+          <w:color w:val="000000" w:themeColor="text1"/>
+          <w:lang w:val="en-US" w:eastAsia="zh-CN"/>
+          <w14:textFill>
+            <w14:solidFill>
+              <w14:schemeClr w14:val="tx1"/>
+            </w14:solidFill>
+          </w14:textFill>
+        </w:rPr>
+      </w:pPr>
+    </w:p>
+    <w:p>
+      <w:pPr>
+        <w:rPr>
+          <w:rFonts w:hint="eastAsia" w:ascii="微软雅黑" w:hAnsi="微软雅黑" w:eastAsia="微软雅黑" w:cs="微软雅黑"/>
+          <w:color w:val="000000" w:themeColor="text1"/>
+          <w:lang w:val="en-US" w:eastAsia="zh-CN"/>
+          <w14:textFill>
+            <w14:solidFill>
+              <w14:schemeClr w14:val="tx1"/>
+            </w14:solidFill>
+          </w14:textFill>
+        </w:rPr>
+      </w:pPr>
+    </w:p>
+    <w:p>
+      <w:pPr>
+        <w:rPr>
+          <w:rFonts w:hint="eastAsia" w:ascii="微软雅黑" w:hAnsi="微软雅黑" w:eastAsia="微软雅黑" w:cs="微软雅黑"/>
+          <w:color w:val="000000" w:themeColor="text1"/>
+          <w:lang w:val="en-US" w:eastAsia="zh-CN"/>
+          <w14:textFill>
+            <w14:solidFill>
+              <w14:schemeClr w14:val="tx1"/>
+            </w14:solidFill>
+          </w14:textFill>
+        </w:rPr>
+      </w:pPr>
+      <w:r>
+        <w:rPr>
+          <w:rFonts w:hint="eastAsia" w:ascii="微软雅黑" w:hAnsi="微软雅黑" w:eastAsia="微软雅黑" w:cs="微软雅黑"/>
+          <w:color w:val="000000" w:themeColor="text1"/>
+          <w:lang w:val="en-US" w:eastAsia="zh-CN"/>
+          <w14:textFill>
+            <w14:solidFill>
+              <w14:schemeClr w14:val="tx1"/>
+            </w14:solidFill>
+          </w14:textFill>
+        </w:rPr>
+        <w:t>【8】已知 1</w:t>
+      </w:r>
+      <w:r>
+        <w:rPr>
+          <w:rFonts w:hint="eastAsia" w:ascii="微软雅黑" w:hAnsi="微软雅黑" w:eastAsia="微软雅黑" w:cs="微软雅黑"/>
+          <w:color w:val="000000" w:themeColor="text1"/>
+          <w:vertAlign w:val="superscript"/>
+          <w:lang w:val="en-US" w:eastAsia="zh-CN"/>
+          <w14:textFill>
+            <w14:solidFill>
+              <w14:schemeClr w14:val="tx1"/>
+            </w14:solidFill>
+          </w14:textFill>
+        </w:rPr>
+        <w:t>2</w:t>
+      </w:r>
+      <w:r>
+        <w:rPr>
+          <w:rFonts w:hint="eastAsia" w:ascii="微软雅黑" w:hAnsi="微软雅黑" w:eastAsia="微软雅黑" w:cs="微软雅黑"/>
+          <w:color w:val="000000" w:themeColor="text1"/>
+          <w:lang w:val="en-US" w:eastAsia="zh-CN"/>
+          <w14:textFill>
+            <w14:solidFill>
+              <w14:schemeClr w14:val="tx1"/>
+            </w14:solidFill>
+          </w14:textFill>
+        </w:rPr>
+        <w:t xml:space="preserve"> + 2</w:t>
+      </w:r>
+      <w:r>
+        <w:rPr>
+          <w:rFonts w:hint="eastAsia" w:ascii="微软雅黑" w:hAnsi="微软雅黑" w:eastAsia="微软雅黑" w:cs="微软雅黑"/>
+          <w:color w:val="000000" w:themeColor="text1"/>
+          <w:vertAlign w:val="superscript"/>
+          <w:lang w:val="en-US" w:eastAsia="zh-CN"/>
+          <w14:textFill>
+            <w14:solidFill>
+              <w14:schemeClr w14:val="tx1"/>
+            </w14:solidFill>
+          </w14:textFill>
+        </w:rPr>
+        <w:t>2</w:t>
+      </w:r>
+      <w:r>
+        <w:rPr>
+          <w:rFonts w:hint="eastAsia" w:ascii="微软雅黑" w:hAnsi="微软雅黑" w:eastAsia="微软雅黑" w:cs="微软雅黑"/>
+          <w:color w:val="000000" w:themeColor="text1"/>
+          <w:lang w:val="en-US" w:eastAsia="zh-CN"/>
+          <w14:textFill>
+            <w14:solidFill>
+              <w14:schemeClr w14:val="tx1"/>
+            </w14:solidFill>
+          </w14:textFill>
+        </w:rPr>
+        <w:t xml:space="preserve"> + 3</w:t>
+      </w:r>
+      <w:r>
+        <w:rPr>
+          <w:rFonts w:hint="eastAsia" w:ascii="微软雅黑" w:hAnsi="微软雅黑" w:eastAsia="微软雅黑" w:cs="微软雅黑"/>
+          <w:color w:val="000000" w:themeColor="text1"/>
+          <w:vertAlign w:val="superscript"/>
+          <w:lang w:val="en-US" w:eastAsia="zh-CN"/>
+          <w14:textFill>
+            <w14:solidFill>
+              <w14:schemeClr w14:val="tx1"/>
+            </w14:solidFill>
+          </w14:textFill>
+        </w:rPr>
+        <w:t>2</w:t>
+      </w:r>
+      <w:r>
+        <w:rPr>
+          <w:rFonts w:hint="eastAsia" w:ascii="微软雅黑" w:hAnsi="微软雅黑" w:eastAsia="微软雅黑" w:cs="微软雅黑"/>
+          <w:color w:val="000000" w:themeColor="text1"/>
+          <w:lang w:val="en-US" w:eastAsia="zh-CN"/>
+          <w14:textFill>
+            <w14:solidFill>
+              <w14:schemeClr w14:val="tx1"/>
+            </w14:solidFill>
+          </w14:textFill>
+        </w:rPr>
+        <w:t xml:space="preserve"> + ... + 9</w:t>
+      </w:r>
+      <w:r>
+        <w:rPr>
+          <w:rFonts w:hint="eastAsia" w:ascii="微软雅黑" w:hAnsi="微软雅黑" w:eastAsia="微软雅黑" w:cs="微软雅黑"/>
+          <w:color w:val="000000" w:themeColor="text1"/>
+          <w:vertAlign w:val="superscript"/>
+          <w:lang w:val="en-US" w:eastAsia="zh-CN"/>
+          <w14:textFill>
+            <w14:solidFill>
+              <w14:schemeClr w14:val="tx1"/>
+            </w14:solidFill>
+          </w14:textFill>
+        </w:rPr>
+        <w:t>2</w:t>
+      </w:r>
+      <w:r>
+        <w:rPr>
+          <w:rFonts w:hint="eastAsia" w:ascii="微软雅黑" w:hAnsi="微软雅黑" w:eastAsia="微软雅黑" w:cs="微软雅黑"/>
+          <w:color w:val="000000" w:themeColor="text1"/>
+          <w:lang w:val="en-US" w:eastAsia="zh-CN"/>
+          <w14:textFill>
+            <w14:solidFill>
+              <w14:schemeClr w14:val="tx1"/>
+            </w14:solidFill>
+          </w14:textFill>
+        </w:rPr>
+        <w:t xml:space="preserve"> + 10</w:t>
+      </w:r>
+      <w:r>
+        <w:rPr>
+          <w:rFonts w:hint="eastAsia" w:ascii="微软雅黑" w:hAnsi="微软雅黑" w:eastAsia="微软雅黑" w:cs="微软雅黑"/>
+          <w:color w:val="000000" w:themeColor="text1"/>
+          <w:vertAlign w:val="superscript"/>
+          <w:lang w:val="en-US" w:eastAsia="zh-CN"/>
+          <w14:textFill>
+            <w14:solidFill>
+              <w14:schemeClr w14:val="tx1"/>
+            </w14:solidFill>
+          </w14:textFill>
+        </w:rPr>
+        <w:t>2</w:t>
+      </w:r>
+      <w:r>
+        <w:rPr>
+          <w:rFonts w:hint="eastAsia" w:ascii="微软雅黑" w:hAnsi="微软雅黑" w:eastAsia="微软雅黑" w:cs="微软雅黑"/>
+          <w:color w:val="000000" w:themeColor="text1"/>
+          <w:lang w:val="en-US" w:eastAsia="zh-CN"/>
+          <w14:textFill>
+            <w14:solidFill>
+              <w14:schemeClr w14:val="tx1"/>
+            </w14:solidFill>
+          </w14:textFill>
+        </w:rPr>
+        <w:t xml:space="preserve"> = 385，求：</w:t>
+      </w:r>
+    </w:p>
+    <w:p>
+      <w:pPr>
+        <w:ind w:firstLine="420" w:firstLineChars="0"/>
+        <w:rPr>
+          <w:rFonts w:hint="eastAsia" w:ascii="微软雅黑" w:hAnsi="微软雅黑" w:eastAsia="微软雅黑" w:cs="微软雅黑"/>
+          <w:color w:val="000000" w:themeColor="text1"/>
+          <w:lang w:val="en-US" w:eastAsia="zh-CN"/>
+          <w14:textFill>
+            <w14:solidFill>
+              <w14:schemeClr w14:val="tx1"/>
+            </w14:solidFill>
+          </w14:textFill>
+        </w:rPr>
+      </w:pPr>
+      <w:r>
+        <w:rPr>
+          <w:rFonts w:hint="eastAsia" w:ascii="微软雅黑" w:hAnsi="微软雅黑" w:eastAsia="微软雅黑" w:cs="微软雅黑"/>
+          <w:color w:val="000000" w:themeColor="text1"/>
+          <w:lang w:val="en-US" w:eastAsia="zh-CN"/>
+          <w14:textFill>
+            <w14:solidFill>
+              <w14:schemeClr w14:val="tx1"/>
+            </w14:solidFill>
+          </w14:textFill>
+        </w:rPr>
+        <w:t>1 × 2 + 2 × 3 + 3 × 4 + 4 × 5 + ... + 10 × 11</w:t>
+      </w:r>
+    </w:p>
+    <w:p>
+      <w:pPr>
+        <w:rPr>
+          <w:rFonts w:hint="eastAsia" w:ascii="微软雅黑" w:hAnsi="微软雅黑" w:eastAsia="微软雅黑" w:cs="微软雅黑"/>
+          <w:lang w:val="en-US" w:eastAsia="zh-CN"/>
+        </w:rPr>
+      </w:pPr>
+    </w:p>
+    <w:p>
+      <w:pPr>
+        <w:bidi w:val="0"/>
+        <w:rPr>
+          <w:rFonts w:hint="eastAsia" w:asciiTheme="minorHAnsi" w:hAnsiTheme="minorHAnsi" w:eastAsiaTheme="minorEastAsia" w:cstheme="minorBidi"/>
+          <w:kern w:val="2"/>
+          <w:sz w:val="21"/>
+          <w:szCs w:val="24"/>
+          <w:lang w:val="en-US" w:eastAsia="zh-CN" w:bidi="ar-SA"/>
+        </w:rPr>
+      </w:pPr>
+    </w:p>
+    <w:p>
+      <w:pPr>
+        <w:bidi w:val="0"/>
+        <w:rPr>
+          <w:rFonts w:hint="eastAsia"/>
+          <w:lang w:val="en-US" w:eastAsia="zh-CN"/>
+        </w:rPr>
+      </w:pPr>
+    </w:p>
+    <w:p>
+      <w:pPr>
+        <w:bidi w:val="0"/>
+        <w:rPr>
+          <w:rFonts w:hint="eastAsia"/>
+          <w:lang w:val="en-US" w:eastAsia="zh-CN"/>
+        </w:rPr>
+      </w:pPr>
+    </w:p>
+    <w:p>
+      <w:pPr>
+        <w:bidi w:val="0"/>
+        <w:rPr>
+          <w:rFonts w:hint="eastAsia"/>
+          <w:lang w:val="en-US" w:eastAsia="zh-CN"/>
+        </w:rPr>
+      </w:pPr>
+    </w:p>
+    <w:p>
+      <w:pPr>
+        <w:bidi w:val="0"/>
+        <w:rPr>
+          <w:rFonts w:hint="eastAsia"/>
+          <w:lang w:val="en-US" w:eastAsia="zh-CN"/>
+        </w:rPr>
+      </w:pPr>
+    </w:p>
+    <w:p>
+      <w:pPr>
+        <w:bidi w:val="0"/>
+        <w:rPr>
+          <w:rFonts w:hint="eastAsia"/>
+          <w:lang w:val="en-US" w:eastAsia="zh-CN"/>
+        </w:rPr>
+      </w:pPr>
+      <w:bookmarkStart w:id="4" w:name="_GoBack"/>
+      <w:bookmarkEnd w:id="4"/>
+    </w:p>
+    <w:p>
+      <w:pPr>
+        <w:bidi w:val="0"/>
+        <w:rPr>
+          <w:rFonts w:hint="eastAsia"/>
+          <w:lang w:val="en-US" w:eastAsia="zh-CN"/>
+        </w:rPr>
+      </w:pPr>
+    </w:p>
+    <w:p>
+      <w:pPr>
+        <w:bidi w:val="0"/>
+        <w:rPr>
+          <w:rFonts w:hint="eastAsia"/>
+          <w:lang w:val="en-US" w:eastAsia="zh-CN"/>
+        </w:rPr>
+      </w:pPr>
+    </w:p>
+    <w:p>
+      <w:pPr>
+        <w:bidi w:val="0"/>
+        <w:rPr>
+          <w:rFonts w:hint="eastAsia"/>
+          <w:lang w:val="en-US" w:eastAsia="zh-CN"/>
+        </w:rPr>
+      </w:pPr>
+    </w:p>
+    <w:p>
+      <w:pPr>
+        <w:bidi w:val="0"/>
+        <w:rPr>
+          <w:rFonts w:hint="eastAsia"/>
+          <w:lang w:val="en-US" w:eastAsia="zh-CN"/>
+        </w:rPr>
+      </w:pPr>
+    </w:p>
+    <w:p>
+      <w:pPr>
+        <w:bidi w:val="0"/>
+        <w:rPr>
+          <w:rFonts w:hint="eastAsia"/>
+          <w:lang w:val="en-US" w:eastAsia="zh-CN"/>
+        </w:rPr>
+      </w:pPr>
+    </w:p>
+    <w:p>
+      <w:pPr>
+        <w:bidi w:val="0"/>
+        <w:rPr>
+          <w:rFonts w:hint="eastAsia"/>
+          <w:lang w:val="en-US" w:eastAsia="zh-CN"/>
+        </w:rPr>
+      </w:pPr>
+    </w:p>
+    <w:p>
+      <w:pPr>
+        <w:bidi w:val="0"/>
+        <w:rPr>
+          <w:rFonts w:hint="eastAsia"/>
+          <w:lang w:val="en-US" w:eastAsia="zh-CN"/>
+        </w:rPr>
+      </w:pPr>
+    </w:p>
+    <w:p>
+      <w:pPr>
+        <w:bidi w:val="0"/>
+        <w:rPr>
+          <w:rFonts w:hint="eastAsia"/>
+          <w:lang w:val="en-US" w:eastAsia="zh-CN"/>
+        </w:rPr>
+      </w:pPr>
+    </w:p>
+    <w:p>
+      <w:pPr>
+        <w:bidi w:val="0"/>
+        <w:rPr>
+          <w:rFonts w:hint="eastAsia"/>
+          <w:lang w:val="en-US" w:eastAsia="zh-CN"/>
+        </w:rPr>
+      </w:pPr>
+    </w:p>
+    <w:p>
+      <w:pPr>
+        <w:bidi w:val="0"/>
+        <w:rPr>
+          <w:rFonts w:hint="eastAsia"/>
+          <w:lang w:val="en-US" w:eastAsia="zh-CN"/>
+        </w:rPr>
+      </w:pPr>
+    </w:p>
+    <w:p>
+      <w:pPr>
+        <w:bidi w:val="0"/>
+        <w:rPr>
+          <w:rFonts w:hint="eastAsia"/>
+          <w:lang w:val="en-US" w:eastAsia="zh-CN"/>
+        </w:rPr>
+      </w:pPr>
+    </w:p>
+    <w:p>
+      <w:pPr>
+        <w:bidi w:val="0"/>
+        <w:rPr>
+          <w:rFonts w:hint="eastAsia"/>
+          <w:lang w:val="en-US" w:eastAsia="zh-CN"/>
+        </w:rPr>
+      </w:pPr>
+    </w:p>
+    <w:p>
+      <w:pPr>
+        <w:tabs>
+          <w:tab w:val="left" w:pos="5329"/>
+        </w:tabs>
+        <w:bidi w:val="0"/>
+        <w:jc w:val="left"/>
+        <w:rPr>
+          <w:rFonts w:hint="eastAsia"/>
+          <w:lang w:val="en-US" w:eastAsia="zh-CN"/>
+        </w:rPr>
+      </w:pPr>
+      <w:r>
+        <w:rPr>
+          <w:rFonts w:hint="eastAsia"/>
+          <w:lang w:val="en-US" w:eastAsia="zh-CN"/>
+        </w:rPr>
+        <w:tab/>
+      </w:r>
     </w:p>
     <w:sectPr>
       <w:pgSz w:w="11906" w:h="16838"/>
@@ -2544,22 +3181,6 @@
                       <a:ln w="6350">
                         <a:noFill/>
                       </a:ln>
-                      <a:extLst>
-                        <a:ext uri="{909E8E84-426E-40DD-AFC4-6F175D3DCCD1}">
-                          <a14:hiddenFill xmlns:a14="http://schemas.microsoft.com/office/drawing/2010/main">
-                            <a:solidFill>
-                              <a:schemeClr val="lt1"/>
-                            </a:solidFill>
-                          </a14:hiddenFill>
-                        </a:ext>
-                        <a:ext uri="{91240B29-F687-4F45-9708-019B960494DF}">
-                          <a14:hiddenLine xmlns:a14="http://schemas.microsoft.com/office/drawing/2010/main" w="6350">
-                            <a:solidFill>
-                              <a:prstClr val="black"/>
-                            </a:solidFill>
-                          </a14:hiddenLine>
-                        </a:ext>
-                      </a:extLst>
                     </wps:spPr>
                     <wps:style>
                       <a:lnRef idx="0">
@@ -2610,7 +3231,7 @@
         </mc:Choice>
         <mc:Fallback>
           <w:pict>
-            <v:shape id="_x0000_s1026" o:spid="_x0000_s1026" o:spt="202" type="#_x0000_t202" style="position:absolute;left:0pt;margin-top:0pt;height:144pt;width:144pt;mso-position-horizontal:center;mso-position-horizontal-relative:margin;mso-wrap-style:none;z-index:251659264;mso-width-relative:page;mso-height-relative:page;" filled="f" stroked="f" coordsize="21600,21600" o:gfxdata="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">
+            <v:shape id="_x0000_s1026" o:spid="_x0000_s1026" o:spt="202" type="#_x0000_t202" style="position:absolute;left:0pt;margin-top:0pt;height:144pt;width:144pt;mso-position-horizontal:center;mso-position-horizontal-relative:margin;mso-wrap-style:none;z-index:251659264;mso-width-relative:page;mso-height-relative:page;" filled="f" stroked="f" coordsize="21600,21600" o:gfxdata="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">
               <v:fill on="f" focussize="0,0"/>
               <v:stroke on="f" weight="0.5pt"/>
               <v:imagedata o:title=""/>
